--- a/docs/NEXT_SESSION_BRIEF_GNI_S37.docx
+++ b/docs/NEXT_SESSION_BRIEF_GNI_S37.docx
@@ -104,7 +104,7 @@
                 <w:sz w:val="20"/>
                 <w:szCs w:val="20"/>
               </w:rPr>
-              <w:t xml:space="preserve">LR-100 is your new rule: after changing X, verify all Y that depends on X.</w:t>
+              <w:t xml:space="preserve">GNI-L-016 is your new rule: after changing X, verify all Y that depends on X.</w:t>
             </w:r>
           </w:p>
         </w:tc>
@@ -1739,7 +1739,7 @@
                 <w:sz w:val="20"/>
                 <w:szCs w:val="20"/>
               </w:rPr>
-              <w:t xml:space="preserve">LENS S2-B/S3-B Gemini 429</w:t>
+              <w:t xml:space="preserve">Partner B S2-B/S3-B Gemini 429</w:t>
             </w:r>
           </w:p>
         </w:tc>
@@ -1849,7 +1849,7 @@
                 <w:sz w:val="20"/>
                 <w:szCs w:val="20"/>
               </w:rPr>
-              <w:t xml:space="preserve">Project Lens Supabase</w:t>
+              <w:t xml:space="preserve">Partner B Supabase</w:t>
             </w:r>
           </w:p>
         </w:tc>
@@ -1932,7 +1932,7 @@
                 <w:sz w:val="20"/>
                 <w:szCs w:val="20"/>
               </w:rPr>
-              <w:t xml:space="preserve">Project Lens Actions logs</w:t>
+              <w:t xml:space="preserve">Partner B Actions logs</w:t>
             </w:r>
           </w:p>
         </w:tc>
@@ -2888,7 +2888,7 @@
                 <w:sz w:val="20"/>
                 <w:szCs w:val="20"/>
               </w:rPr>
-              <w:t xml:space="preserve">LR-078, LR-091, LR-092, LR-095-099, LR-100 registered.</w:t>
+              <w:t xml:space="preserve">GNI-L-001, GNI-L-002, GNI-L-003, GNI-L-004-099, GNI-L-016 registered.</w:t>
             </w:r>
           </w:p>
         </w:tc>
@@ -3067,7 +3067,7 @@
                 <w:sz w:val="20"/>
                 <w:szCs w:val="20"/>
               </w:rPr>
-              <w:t xml:space="preserve">LR-078</w:t>
+              <w:t xml:space="preserve">GNI-L-001</w:t>
             </w:r>
           </w:p>
         </w:tc>
@@ -3123,7 +3123,7 @@
                 <w:sz w:val="20"/>
                 <w:szCs w:val="20"/>
               </w:rPr>
-              <w:t xml:space="preserve">LR-091</w:t>
+              <w:t xml:space="preserve">GNI-L-002</w:t>
             </w:r>
           </w:p>
         </w:tc>
@@ -3179,7 +3179,7 @@
                 <w:sz w:val="20"/>
                 <w:szCs w:val="20"/>
               </w:rPr>
-              <w:t xml:space="preserve">LR-092</w:t>
+              <w:t xml:space="preserve">GNI-L-003</w:t>
             </w:r>
           </w:p>
         </w:tc>
@@ -3235,7 +3235,7 @@
                 <w:sz w:val="20"/>
                 <w:szCs w:val="20"/>
               </w:rPr>
-              <w:t xml:space="preserve">LR-099</w:t>
+              <w:t xml:space="preserve">GNI-L-011</w:t>
             </w:r>
           </w:p>
         </w:tc>
@@ -3291,7 +3291,7 @@
                 <w:sz w:val="20"/>
                 <w:szCs w:val="20"/>
               </w:rPr>
-              <w:t xml:space="preserve">LR-100</w:t>
+              <w:t xml:space="preserve">GNI-L-016</w:t>
             </w:r>
           </w:p>
         </w:tc>
@@ -3403,7 +3403,7 @@
                 <w:sz w:val="20"/>
                 <w:szCs w:val="20"/>
               </w:rPr>
-              <w:t xml:space="preserve">LR-086</w:t>
+              <w:t xml:space="preserve">GNI-L-023</w:t>
             </w:r>
           </w:p>
         </w:tc>
